--- a/Gargi_Jakhmola_CPDA_B7A.docx
+++ b/Gargi_Jakhmola_CPDA_B7A.docx
@@ -5,35 +5,43 @@
     <w:p>
       <w:pPr>
         <w:rPr>
-          <w:sz w:val="32"/>
-          <w:szCs w:val="32"/>
+          <w:sz w:val="44"/>
+          <w:szCs w:val="44"/>
           <w:u w:val="single"/>
         </w:rPr>
       </w:pPr>
       <w:r>
         <w:rPr>
-          <w:sz w:val="32"/>
-          <w:szCs w:val="32"/>
+          <w:sz w:val="44"/>
+          <w:szCs w:val="44"/>
           <w:u w:val="single"/>
         </w:rPr>
         <w:t>Python</w:t>
       </w:r>
       <w:r>
         <w:rPr>
+          <w:sz w:val="44"/>
+          <w:szCs w:val="44"/>
+          <w:u w:val="single"/>
+        </w:rPr>
+        <w:t xml:space="preserve"> Assignment </w:t>
+      </w:r>
+    </w:p>
+    <w:p>
+      <w:pPr>
+        <w:rPr>
           <w:sz w:val="32"/>
           <w:szCs w:val="32"/>
           <w:u w:val="single"/>
         </w:rPr>
-        <w:t xml:space="preserve"> Assignment </w:t>
-      </w:r>
-      <w:proofErr w:type="spellStart"/>
+      </w:pPr>
       <w:r>
         <w:rPr>
           <w:sz w:val="32"/>
           <w:szCs w:val="32"/>
           <w:u w:val="single"/>
         </w:rPr>
-        <w:t>J</w:t>
+        <w:t>Git</w:t>
       </w:r>
       <w:r>
         <w:rPr>
@@ -41,16 +49,15 @@
           <w:szCs w:val="32"/>
           <w:u w:val="single"/>
         </w:rPr>
-        <w:t>upyter</w:t>
+        <w:t>H</w:t>
       </w:r>
-      <w:proofErr w:type="spellEnd"/>
       <w:r>
         <w:rPr>
           <w:sz w:val="32"/>
           <w:szCs w:val="32"/>
           <w:u w:val="single"/>
         </w:rPr>
-        <w:t xml:space="preserve"> </w:t>
+        <w:t>ub</w:t>
       </w:r>
       <w:r>
         <w:rPr>
@@ -58,23 +65,7 @@
           <w:szCs w:val="32"/>
           <w:u w:val="single"/>
         </w:rPr>
-        <w:t>Book</w:t>
-      </w:r>
-      <w:r>
-        <w:rPr>
-          <w:sz w:val="32"/>
-          <w:szCs w:val="32"/>
-          <w:u w:val="single"/>
-        </w:rPr>
-        <w:t xml:space="preserve"> Link</w:t>
-      </w:r>
-      <w:r>
-        <w:rPr>
-          <w:sz w:val="32"/>
-          <w:szCs w:val="32"/>
-          <w:u w:val="single"/>
-        </w:rPr>
-        <w:t>:</w:t>
+        <w:t xml:space="preserve"> Link:</w:t>
       </w:r>
       <w:r>
         <w:rPr>
@@ -88,6 +79,23 @@
     <w:p>
       <w:pPr>
         <w:rPr>
+          <w:sz w:val="32"/>
+          <w:szCs w:val="32"/>
+          <w:u w:val="single"/>
+        </w:rPr>
+      </w:pPr>
+      <w:r>
+        <w:rPr>
+          <w:u w:val="single"/>
+        </w:rPr>
+        <w:t>https://github.com/jakhmolagargi27/Python-Assignment/blob/2737efa010b79c93ba6e88f95d441f0cd2d4e936/Gargi_Jakhmola_CPDA_B7A.ipynb</w:t>
+      </w:r>
+    </w:p>
+    <w:p>
+      <w:pPr>
+        <w:rPr>
+          <w:sz w:val="32"/>
+          <w:szCs w:val="32"/>
           <w:u w:val="single"/>
         </w:rPr>
       </w:pPr>
@@ -98,12 +106,93 @@
           <w:u w:val="single"/>
         </w:rPr>
       </w:pPr>
+      <w:proofErr w:type="spellStart"/>
       <w:r>
         <w:rPr>
-          <w:u w:val="single"/>
-        </w:rPr>
-        <w:t>https://colab.research.google.com/drive/1oHsiL4Hv-xJ3ASZcexsw4nVVzD-QX9vI#scrollTo=rVxBMF69YSdE</w:t>
+          <w:sz w:val="32"/>
+          <w:szCs w:val="32"/>
+          <w:u w:val="single"/>
+        </w:rPr>
+        <w:t>J</w:t>
       </w:r>
+      <w:r>
+        <w:rPr>
+          <w:sz w:val="32"/>
+          <w:szCs w:val="32"/>
+          <w:u w:val="single"/>
+        </w:rPr>
+        <w:t>upyter</w:t>
+      </w:r>
+      <w:proofErr w:type="spellEnd"/>
+      <w:r>
+        <w:rPr>
+          <w:sz w:val="32"/>
+          <w:szCs w:val="32"/>
+          <w:u w:val="single"/>
+        </w:rPr>
+        <w:t xml:space="preserve"> </w:t>
+      </w:r>
+      <w:r>
+        <w:rPr>
+          <w:sz w:val="32"/>
+          <w:szCs w:val="32"/>
+          <w:u w:val="single"/>
+        </w:rPr>
+        <w:t>Book</w:t>
+      </w:r>
+      <w:r>
+        <w:rPr>
+          <w:sz w:val="32"/>
+          <w:szCs w:val="32"/>
+          <w:u w:val="single"/>
+        </w:rPr>
+        <w:t xml:space="preserve"> Link</w:t>
+      </w:r>
+      <w:r>
+        <w:rPr>
+          <w:sz w:val="32"/>
+          <w:szCs w:val="32"/>
+          <w:u w:val="single"/>
+        </w:rPr>
+        <w:t>:</w:t>
+      </w:r>
+      <w:r>
+        <w:rPr>
+          <w:sz w:val="32"/>
+          <w:szCs w:val="32"/>
+          <w:u w:val="single"/>
+        </w:rPr>
+        <w:t xml:space="preserve"> </w:t>
+      </w:r>
+    </w:p>
+    <w:p>
+      <w:pPr>
+        <w:rPr>
+          <w:u w:val="single"/>
+        </w:rPr>
+      </w:pPr>
+      <w:hyperlink r:id="rId4" w:history="1">
+        <w:r>
+          <w:rPr>
+            <w:rStyle w:val="Hyperlink"/>
+          </w:rPr>
+          <w:t>https://colab.research.google.com/drive/1lmpP615F3SCHmtc8d4TcmjwA5O6GLkW4#scrollTo=325oC19EX5FO</w:t>
+        </w:r>
+      </w:hyperlink>
+    </w:p>
+    <w:p>
+      <w:pPr>
+        <w:rPr>
+          <w:u w:val="single"/>
+        </w:rPr>
+      </w:pPr>
+    </w:p>
+    <w:p>
+      <w:pPr>
+        <w:rPr>
+          <w:u w:val="single"/>
+        </w:rPr>
+      </w:pPr>
     </w:p>
     <w:sectPr>
       <w:pgSz w:w="12240" w:h="15840"/>
@@ -1032,6 +1121,29 @@
       <w:spacing w:val="5"/>
     </w:rPr>
   </w:style>
+  <w:style w:type="character" w:styleId="Hyperlink">
+    <w:name w:val="Hyperlink"/>
+    <w:basedOn w:val="DefaultParagraphFont"/>
+    <w:uiPriority w:val="99"/>
+    <w:unhideWhenUsed/>
+    <w:rsid w:val="00845CE2"/>
+    <w:rPr>
+      <w:color w:val="0563C1" w:themeColor="hyperlink"/>
+      <w:u w:val="single"/>
+    </w:rPr>
+  </w:style>
+  <w:style w:type="character" w:styleId="UnresolvedMention">
+    <w:name w:val="Unresolved Mention"/>
+    <w:basedOn w:val="DefaultParagraphFont"/>
+    <w:uiPriority w:val="99"/>
+    <w:semiHidden/>
+    <w:unhideWhenUsed/>
+    <w:rsid w:val="00845CE2"/>
+    <w:rPr>
+      <w:color w:val="605E5C"/>
+      <w:shd w:val="clear" w:color="auto" w:fill="E1DFDD"/>
+    </w:rPr>
+  </w:style>
 </w:styles>
 </file>
 
